--- a/CS SEMINAR/New folder/STENOGRAPHY.docx
+++ b/CS SEMINAR/New folder/STENOGRAPHY.docx
@@ -178,6 +178,66 @@
           <w:szCs w:val="28"/>
         </w:rPr>
       </w:pPr>
+    </w:p>
+    <w:p>
+      <w:pPr>
+        <w:spacing w:after="0" w:line="240" w:lineRule="auto"/>
+        <w:jc w:val="center"/>
+        <w:rPr>
+          <w:b/>
+          <w:color w:val="171717" w:themeColor="background2" w:themeShade="1A"/>
+          <w:sz w:val="28"/>
+          <w:szCs w:val="28"/>
+        </w:rPr>
+      </w:pPr>
+    </w:p>
+    <w:p>
+      <w:pPr>
+        <w:spacing w:after="0" w:line="240" w:lineRule="auto"/>
+        <w:jc w:val="center"/>
+        <w:rPr>
+          <w:b/>
+          <w:color w:val="171717" w:themeColor="background2" w:themeShade="1A"/>
+          <w:sz w:val="28"/>
+          <w:szCs w:val="28"/>
+        </w:rPr>
+      </w:pPr>
+    </w:p>
+    <w:p>
+      <w:pPr>
+        <w:spacing w:after="0" w:line="240" w:lineRule="auto"/>
+        <w:jc w:val="center"/>
+        <w:rPr>
+          <w:b/>
+          <w:color w:val="171717" w:themeColor="background2" w:themeShade="1A"/>
+          <w:sz w:val="28"/>
+          <w:szCs w:val="28"/>
+        </w:rPr>
+      </w:pPr>
+    </w:p>
+    <w:p>
+      <w:pPr>
+        <w:spacing w:after="0" w:line="240" w:lineRule="auto"/>
+        <w:jc w:val="center"/>
+        <w:rPr>
+          <w:b/>
+          <w:color w:val="171717" w:themeColor="background2" w:themeShade="1A"/>
+          <w:sz w:val="28"/>
+          <w:szCs w:val="28"/>
+        </w:rPr>
+      </w:pPr>
+    </w:p>
+    <w:p>
+      <w:pPr>
+        <w:spacing w:after="0" w:line="240" w:lineRule="auto"/>
+        <w:jc w:val="center"/>
+        <w:rPr>
+          <w:b/>
+          <w:color w:val="171717" w:themeColor="background2" w:themeShade="1A"/>
+          <w:sz w:val="28"/>
+          <w:szCs w:val="28"/>
+        </w:rPr>
+      </w:pPr>
       <w:r>
         <w:rPr>
           <w:b/>
@@ -455,7 +515,7 @@
     <w:p>
       <w:pPr>
         <w:spacing w:after="0" w:line="240" w:lineRule="auto"/>
-        <w:jc w:val="right"/>
+        <w:jc w:val="center"/>
         <w:rPr>
           <w:b/>
           <w:color w:val="171717" w:themeColor="background2" w:themeShade="1A"/>
@@ -685,24 +745,6 @@
           <w:szCs w:val="28"/>
         </w:rPr>
       </w:pPr>
-      <w:r>
-        <w:rPr>
-          <w:b/>
-          <w:color w:val="171717" w:themeColor="background2" w:themeShade="1A"/>
-          <w:sz w:val="28"/>
-          <w:szCs w:val="28"/>
-        </w:rPr>
-        <w:t>SANI MUSA</w:t>
-      </w:r>
-      <w:r>
-        <w:rPr>
-          <w:b/>
-          <w:color w:val="171717" w:themeColor="background2" w:themeShade="1A"/>
-          <w:sz w:val="28"/>
-          <w:szCs w:val="28"/>
-        </w:rPr>
-        <w:t xml:space="preserve"> </w:t>
-      </w:r>
     </w:p>
     <w:p>
       <w:pPr>
@@ -715,42 +757,6 @@
           <w:szCs w:val="28"/>
         </w:rPr>
       </w:pPr>
-      <w:r>
-        <w:rPr>
-          <w:b/>
-          <w:color w:val="171717" w:themeColor="background2" w:themeShade="1A"/>
-          <w:sz w:val="28"/>
-          <w:szCs w:val="28"/>
-        </w:rPr>
-        <w:t>ST/CS/HND/2</w:t>
-      </w:r>
-      <w:r>
-        <w:rPr>
-          <w:b/>
-          <w:color w:val="171717" w:themeColor="background2" w:themeShade="1A"/>
-          <w:sz w:val="28"/>
-          <w:szCs w:val="28"/>
-        </w:rPr>
-        <w:t>1</w:t>
-      </w:r>
-      <w:r>
-        <w:rPr>
-          <w:b/>
-          <w:color w:val="171717" w:themeColor="background2" w:themeShade="1A"/>
-          <w:sz w:val="28"/>
-          <w:szCs w:val="28"/>
-        </w:rPr>
-        <w:t>/0</w:t>
-      </w:r>
-      <w:r>
-        <w:rPr>
-          <w:b/>
-          <w:color w:val="171717" w:themeColor="background2" w:themeShade="1A"/>
-          <w:sz w:val="28"/>
-          <w:szCs w:val="28"/>
-        </w:rPr>
-        <w:t>42</w:t>
-      </w:r>
     </w:p>
     <w:p>
       <w:pPr>
@@ -763,6 +769,134 @@
           <w:szCs w:val="28"/>
         </w:rPr>
       </w:pPr>
+    </w:p>
+    <w:p>
+      <w:pPr>
+        <w:spacing w:after="0" w:line="240" w:lineRule="auto"/>
+        <w:jc w:val="center"/>
+        <w:rPr>
+          <w:b/>
+          <w:color w:val="171717" w:themeColor="background2" w:themeShade="1A"/>
+          <w:sz w:val="28"/>
+          <w:szCs w:val="28"/>
+        </w:rPr>
+      </w:pPr>
+    </w:p>
+    <w:p>
+      <w:pPr>
+        <w:spacing w:after="0" w:line="240" w:lineRule="auto"/>
+        <w:jc w:val="center"/>
+        <w:rPr>
+          <w:b/>
+          <w:color w:val="171717" w:themeColor="background2" w:themeShade="1A"/>
+          <w:sz w:val="28"/>
+          <w:szCs w:val="28"/>
+        </w:rPr>
+      </w:pPr>
+    </w:p>
+    <w:p>
+      <w:pPr>
+        <w:spacing w:after="0" w:line="240" w:lineRule="auto"/>
+        <w:jc w:val="center"/>
+        <w:rPr>
+          <w:b/>
+          <w:color w:val="171717" w:themeColor="background2" w:themeShade="1A"/>
+          <w:sz w:val="28"/>
+          <w:szCs w:val="28"/>
+        </w:rPr>
+      </w:pPr>
+    </w:p>
+    <w:p>
+      <w:pPr>
+        <w:spacing w:after="0" w:line="240" w:lineRule="auto"/>
+        <w:jc w:val="center"/>
+        <w:rPr>
+          <w:b/>
+          <w:color w:val="171717" w:themeColor="background2" w:themeShade="1A"/>
+          <w:sz w:val="28"/>
+          <w:szCs w:val="28"/>
+        </w:rPr>
+      </w:pPr>
+      <w:r>
+        <w:rPr>
+          <w:b/>
+          <w:color w:val="171717" w:themeColor="background2" w:themeShade="1A"/>
+          <w:sz w:val="28"/>
+          <w:szCs w:val="28"/>
+        </w:rPr>
+        <w:t>SANI MUSA</w:t>
+      </w:r>
+      <w:r>
+        <w:rPr>
+          <w:b/>
+          <w:color w:val="171717" w:themeColor="background2" w:themeShade="1A"/>
+          <w:sz w:val="28"/>
+          <w:szCs w:val="28"/>
+        </w:rPr>
+        <w:t xml:space="preserve"> </w:t>
+      </w:r>
+    </w:p>
+    <w:p>
+      <w:pPr>
+        <w:spacing w:after="0" w:line="240" w:lineRule="auto"/>
+        <w:jc w:val="center"/>
+        <w:rPr>
+          <w:b/>
+          <w:color w:val="171717" w:themeColor="background2" w:themeShade="1A"/>
+          <w:sz w:val="28"/>
+          <w:szCs w:val="28"/>
+        </w:rPr>
+      </w:pPr>
+      <w:r>
+        <w:rPr>
+          <w:b/>
+          <w:color w:val="171717" w:themeColor="background2" w:themeShade="1A"/>
+          <w:sz w:val="28"/>
+          <w:szCs w:val="28"/>
+        </w:rPr>
+        <w:t>ST/CS/HND/2</w:t>
+      </w:r>
+      <w:r>
+        <w:rPr>
+          <w:b/>
+          <w:color w:val="171717" w:themeColor="background2" w:themeShade="1A"/>
+          <w:sz w:val="28"/>
+          <w:szCs w:val="28"/>
+        </w:rPr>
+        <w:t>1</w:t>
+      </w:r>
+      <w:r>
+        <w:rPr>
+          <w:b/>
+          <w:color w:val="171717" w:themeColor="background2" w:themeShade="1A"/>
+          <w:sz w:val="28"/>
+          <w:szCs w:val="28"/>
+        </w:rPr>
+        <w:t>/0</w:t>
+      </w:r>
+      <w:r>
+        <w:rPr>
+          <w:b/>
+          <w:color w:val="171717" w:themeColor="background2" w:themeShade="1A"/>
+          <w:sz w:val="28"/>
+          <w:szCs w:val="28"/>
+        </w:rPr>
+        <w:t>42</w:t>
+      </w:r>
+    </w:p>
+    <w:p>
+      <w:pPr>
+        <w:spacing w:after="0" w:line="240" w:lineRule="auto"/>
+        <w:jc w:val="center"/>
+        <w:rPr>
+          <w:b/>
+          <w:color w:val="171717" w:themeColor="background2" w:themeShade="1A"/>
+          <w:sz w:val="28"/>
+          <w:szCs w:val="28"/>
+        </w:rPr>
+      </w:pPr>
+      <w:bookmarkStart w:id="0" w:name="_GoBack"/>
+      <w:bookmarkEnd w:id="0"/>
     </w:p>
     <w:p>
       <w:pPr>
@@ -874,6 +1008,7 @@
     <w:p>
       <w:pPr>
         <w:spacing w:after="0" w:line="240" w:lineRule="auto"/>
+        <w:ind w:firstLineChars="200" w:firstLine="562"/>
         <w:jc w:val="center"/>
         <w:rPr>
           <w:b/>
@@ -882,51 +1017,32 @@
           <w:szCs w:val="28"/>
         </w:rPr>
       </w:pPr>
-      <w:r>
-        <w:rPr>
-          <w:b/>
-          <w:color w:val="171717" w:themeColor="background2" w:themeShade="1A"/>
-          <w:sz w:val="28"/>
-          <w:szCs w:val="28"/>
-        </w:rPr>
-        <w:t xml:space="preserve">IN PARTIAL FULFILLMENT OF THE REQUIREMENTS FOR THE AWARD OF </w:t>
-      </w:r>
-      <w:r>
-        <w:rPr>
-          <w:b/>
-          <w:color w:val="171717" w:themeColor="background2" w:themeShade="1A"/>
-          <w:sz w:val="28"/>
-          <w:szCs w:val="28"/>
-        </w:rPr>
-        <w:t xml:space="preserve">HIGHER </w:t>
-      </w:r>
-      <w:r>
-        <w:rPr>
-          <w:b/>
-          <w:color w:val="171717" w:themeColor="background2" w:themeShade="1A"/>
-          <w:sz w:val="28"/>
-          <w:szCs w:val="28"/>
-        </w:rPr>
-        <w:t>NATIONAL DIPLOMA (</w:t>
-      </w:r>
-      <w:r>
-        <w:rPr>
-          <w:b/>
-          <w:color w:val="171717" w:themeColor="background2" w:themeShade="1A"/>
-          <w:sz w:val="28"/>
-          <w:szCs w:val="28"/>
-        </w:rPr>
-        <w:t>H</w:t>
-      </w:r>
-      <w:r>
-        <w:rPr>
-          <w:b/>
-          <w:color w:val="171717" w:themeColor="background2" w:themeShade="1A"/>
-          <w:sz w:val="28"/>
-          <w:szCs w:val="28"/>
-        </w:rPr>
-        <w:t>ND) IN COMPUTER SCIENCE</w:t>
-      </w:r>
+    </w:p>
+    <w:p>
+      <w:pPr>
+        <w:spacing w:after="0" w:line="240" w:lineRule="auto"/>
+        <w:ind w:firstLineChars="200" w:firstLine="562"/>
+        <w:jc w:val="center"/>
+        <w:rPr>
+          <w:b/>
+          <w:color w:val="171717" w:themeColor="background2" w:themeShade="1A"/>
+          <w:sz w:val="28"/>
+          <w:szCs w:val="28"/>
+        </w:rPr>
+      </w:pPr>
+    </w:p>
+    <w:p>
+      <w:pPr>
+        <w:spacing w:after="0" w:line="240" w:lineRule="auto"/>
+        <w:ind w:firstLineChars="200" w:firstLine="562"/>
+        <w:jc w:val="center"/>
+        <w:rPr>
+          <w:b/>
+          <w:color w:val="171717" w:themeColor="background2" w:themeShade="1A"/>
+          <w:sz w:val="28"/>
+          <w:szCs w:val="28"/>
+        </w:rPr>
+      </w:pPr>
     </w:p>
     <w:p>
       <w:pPr>
@@ -939,26 +1055,51 @@
           <w:szCs w:val="28"/>
         </w:rPr>
       </w:pPr>
-    </w:p>
-    <w:p>
-      <w:pPr>
-        <w:spacing w:after="0" w:line="240" w:lineRule="auto"/>
-        <w:rPr>
-          <w:color w:val="171717" w:themeColor="background2" w:themeShade="1A"/>
-          <w:sz w:val="28"/>
-          <w:szCs w:val="28"/>
-        </w:rPr>
-      </w:pPr>
-    </w:p>
-    <w:p>
-      <w:pPr>
-        <w:spacing w:after="0" w:line="240" w:lineRule="auto"/>
-        <w:rPr>
-          <w:color w:val="171717" w:themeColor="background2" w:themeShade="1A"/>
-          <w:sz w:val="28"/>
-          <w:szCs w:val="28"/>
-        </w:rPr>
-      </w:pPr>
+      <w:r>
+        <w:rPr>
+          <w:b/>
+          <w:color w:val="171717" w:themeColor="background2" w:themeShade="1A"/>
+          <w:sz w:val="28"/>
+          <w:szCs w:val="28"/>
+        </w:rPr>
+        <w:t xml:space="preserve">IN PARTIAL FULFILLMENT OF THE REQUIREMENTS FOR THE AWARD OF </w:t>
+      </w:r>
+      <w:r>
+        <w:rPr>
+          <w:b/>
+          <w:color w:val="171717" w:themeColor="background2" w:themeShade="1A"/>
+          <w:sz w:val="28"/>
+          <w:szCs w:val="28"/>
+        </w:rPr>
+        <w:t xml:space="preserve">HIGHER </w:t>
+      </w:r>
+      <w:r>
+        <w:rPr>
+          <w:b/>
+          <w:color w:val="171717" w:themeColor="background2" w:themeShade="1A"/>
+          <w:sz w:val="28"/>
+          <w:szCs w:val="28"/>
+        </w:rPr>
+        <w:t>NATIONAL DIPLOMA (</w:t>
+      </w:r>
+      <w:r>
+        <w:rPr>
+          <w:b/>
+          <w:color w:val="171717" w:themeColor="background2" w:themeShade="1A"/>
+          <w:sz w:val="28"/>
+          <w:szCs w:val="28"/>
+        </w:rPr>
+        <w:t>H</w:t>
+      </w:r>
+      <w:r>
+        <w:rPr>
+          <w:b/>
+          <w:color w:val="171717" w:themeColor="background2" w:themeShade="1A"/>
+          <w:sz w:val="28"/>
+          <w:szCs w:val="28"/>
+        </w:rPr>
+        <w:t>ND) IN COMPUTER SCIENCE</w:t>
+      </w:r>
     </w:p>
     <w:p>
       <w:pPr>
@@ -975,7 +1116,39 @@
     <w:p>
       <w:pPr>
         <w:spacing w:after="0" w:line="240" w:lineRule="auto"/>
-        <w:jc w:val="right"/>
+        <w:rPr>
+          <w:color w:val="171717" w:themeColor="background2" w:themeShade="1A"/>
+          <w:sz w:val="28"/>
+          <w:szCs w:val="28"/>
+        </w:rPr>
+      </w:pPr>
+    </w:p>
+    <w:p>
+      <w:pPr>
+        <w:spacing w:after="0" w:line="240" w:lineRule="auto"/>
+        <w:rPr>
+          <w:color w:val="171717" w:themeColor="background2" w:themeShade="1A"/>
+          <w:sz w:val="28"/>
+          <w:szCs w:val="28"/>
+        </w:rPr>
+      </w:pPr>
+    </w:p>
+    <w:p>
+      <w:pPr>
+        <w:spacing w:after="0" w:line="240" w:lineRule="auto"/>
+        <w:jc w:val="center"/>
+        <w:rPr>
+          <w:b/>
+          <w:color w:val="171717" w:themeColor="background2" w:themeShade="1A"/>
+          <w:sz w:val="28"/>
+          <w:szCs w:val="28"/>
+        </w:rPr>
+      </w:pPr>
+    </w:p>
+    <w:p>
+      <w:pPr>
+        <w:spacing w:after="0" w:line="240" w:lineRule="auto"/>
+        <w:jc w:val="center"/>
         <w:rPr>
           <w:b/>
           <w:color w:val="171717" w:themeColor="background2" w:themeShade="1A"/>
@@ -4087,8 +4260,8 @@
           <w:szCs w:val="28"/>
         </w:rPr>
       </w:pPr>
-      <w:bookmarkStart w:id="0" w:name="SteganographicTools"/>
-      <w:bookmarkEnd w:id="0"/>
+      <w:bookmarkStart w:id="1" w:name="SteganographicTools"/>
+      <w:bookmarkEnd w:id="1"/>
       <w:r>
         <w:rPr>
           <w:color w:val="171717" w:themeColor="background2" w:themeShade="1A"/>
@@ -5003,7 +5176,6 @@
           <w:szCs w:val="28"/>
         </w:rPr>
       </w:pPr>
-      <w:bookmarkStart w:id="1" w:name="_GoBack"/>
       <w:r>
         <w:rPr>
           <w:color w:val="171717" w:themeColor="background2" w:themeShade="1A"/>
@@ -5087,7 +5259,6 @@
         <w:t xml:space="preserve"> and therefore be used as a major data security technique.</w:t>
       </w:r>
     </w:p>
-    <w:bookmarkEnd w:id="1"/>
     <w:p>
       <w:pPr>
         <w:spacing w:after="160" w:line="360" w:lineRule="auto"/>
@@ -9558,6 +9729,37 @@
       <w:sz w:val="20"/>
     </w:rPr>
   </w:style>
+  <w:style w:type="paragraph" w:styleId="BalloonText">
+    <w:name w:val="Balloon Text"/>
+    <w:basedOn w:val="Normal"/>
+    <w:link w:val="BalloonTextChar"/>
+    <w:uiPriority w:val="99"/>
+    <w:semiHidden/>
+    <w:unhideWhenUsed/>
+    <w:rsid w:val="0068347D"/>
+    <w:pPr>
+      <w:spacing w:after="0" w:line="240" w:lineRule="auto"/>
+    </w:pPr>
+    <w:rPr>
+      <w:rFonts w:ascii="Segoe UI" w:hAnsi="Segoe UI" w:cs="Segoe UI"/>
+      <w:sz w:val="18"/>
+      <w:szCs w:val="18"/>
+    </w:rPr>
+  </w:style>
+  <w:style w:type="character" w:customStyle="1" w:styleId="BalloonTextChar">
+    <w:name w:val="Balloon Text Char"/>
+    <w:basedOn w:val="DefaultParagraphFont"/>
+    <w:link w:val="BalloonText"/>
+    <w:uiPriority w:val="99"/>
+    <w:semiHidden/>
+    <w:rsid w:val="0068347D"/>
+    <w:rPr>
+      <w:rFonts w:ascii="Segoe UI" w:eastAsia="Times New Roman" w:hAnsi="Segoe UI" w:cs="Segoe UI"/>
+      <w:color w:val="000000"/>
+      <w:sz w:val="18"/>
+      <w:szCs w:val="18"/>
+    </w:rPr>
+  </w:style>
 </w:styles>
 </file>
 
